--- a/Document/设计原则.docx
+++ b/Document/设计原则.docx
@@ -660,6 +660,11 @@
       </w:r>
     </w:p>
     <w:p>
+      <w:pPr>
+        <w:rPr>
+          <w:rFonts w:hint="eastAsia"/>
+        </w:rPr>
+      </w:pPr>
       <w:r>
         <w:t>(1)</w:t>
       </w:r>
@@ -802,13 +807,7 @@
         <w:rPr>
           <w:rFonts w:hint="eastAsia"/>
         </w:rPr>
-        <w:t>则需要让</w:t>
-      </w:r>
-      <w:r>
-        <w:rPr>
-          <w:rFonts w:hint="eastAsia"/>
-        </w:rPr>
-        <w:t>A</w:t>
+        <w:t>则需要让A</w:t>
       </w:r>
       <w:r>
         <w:t>导致的全局状态的外延</w:t>
@@ -972,6 +971,9 @@
             <m:t>Y</m:t>
           </m:r>
           <m:r>
+            <m:rPr>
+              <m:sty m:val="p"/>
+            </m:rPr>
             <w:br/>
           </m:r>
         </m:oMath>
@@ -1218,15 +1220,7 @@
             <w:kern w:val="0"/>
             <w14:ligatures w14:val="none"/>
           </w:rPr>
-          <m:t>A</m:t>
-        </m:r>
-        <m:r>
-          <w:rPr>
-            <w:rFonts w:ascii="Cambria Math" w:hAnsi="Cambria Math"/>
-            <w:kern w:val="0"/>
-            <w14:ligatures w14:val="none"/>
-          </w:rPr>
-          <m:t>.X</m:t>
+          <m:t>A.X</m:t>
         </m:r>
         <m:box>
           <m:boxPr>
@@ -1261,15 +1255,7 @@
                     <w:kern w:val="0"/>
                     <w14:ligatures w14:val="none"/>
                   </w:rPr>
-                  <m:t>A</m:t>
-                </m:r>
-                <m:r>
-                  <w:rPr>
-                    <w:rFonts w:ascii="Cambria Math" w:hAnsi="Cambria Math"/>
-                    <w:kern w:val="0"/>
-                    <w14:ligatures w14:val="none"/>
-                  </w:rPr>
-                  <m:t>.f</m:t>
+                  <m:t>A.f</m:t>
                 </m:r>
                 <m:r>
                   <w:rPr>
@@ -1397,6 +1383,11 @@
       </w:r>
     </w:p>
     <w:p>
+      <w:pPr>
+        <w:rPr>
+          <w:rFonts w:hint="eastAsia"/>
+        </w:rPr>
+      </w:pPr>
       <w:r>
         <w:lastRenderedPageBreak/>
         <w:t>(2)</w:t>
@@ -1828,6 +1819,21 @@
         <w:t>：</w:t>
       </w:r>
       <w:r>
+        <w:rPr>
+          <w:rFonts w:hint="eastAsia"/>
+        </w:rPr>
+        <w:t>对于</w:t>
+      </w:r>
+      <w:r>
+        <w:t>可设计</w:t>
+      </w:r>
+      <w:r>
+        <w:rPr>
+          <w:rFonts w:hint="eastAsia"/>
+        </w:rPr>
+        <w:t>系统为代码系统的情况，</w:t>
+      </w:r>
+      <w:r>
         <w:t>当已有可设计系统</w:t>
       </w:r>
       <m:oMath>
@@ -1948,6 +1954,21 @@
           <w:rFonts w:hint="eastAsia"/>
         </w:rPr>
         <w:t>。</w:t>
+      </w:r>
+      <w:r>
+        <w:rPr>
+          <w:rFonts w:hint="eastAsia"/>
+        </w:rPr>
+        <w:t>对于其它类型的</w:t>
+      </w:r>
+      <w:r>
+        <w:t>可设计</w:t>
+      </w:r>
+      <w:r>
+        <w:rPr>
+          <w:rFonts w:hint="eastAsia"/>
+        </w:rPr>
+        <w:t>系统也是同理。</w:t>
       </w:r>
     </w:p>
     <w:p>
@@ -4355,6 +4376,7 @@
   <w:style w:type="character" w:default="1" w:styleId="a0">
     <w:name w:val="Default Paragraph Font"/>
     <w:uiPriority w:val="1"/>
+    <w:semiHidden/>
     <w:unhideWhenUsed/>
   </w:style>
   <w:style w:type="table" w:default="1" w:styleId="a1">

--- a/Document/设计原则.docx
+++ b/Document/设计原则.docx
@@ -80,14 +80,9 @@
       </w:r>
       <w:bookmarkStart w:id="2" w:name="OLE_LINK1"/>
       <w:r>
-        <w:t>Ext</w:t>
-      </w:r>
-      <w:proofErr w:type="gramStart"/>
-      <w:r>
-        <w:t>(X)</w:t>
+        <w:t>Ext(X)</w:t>
       </w:r>
       <w:bookmarkEnd w:id="2"/>
-      <w:proofErr w:type="gramEnd"/>
       <w:r>
         <w:rPr>
           <w:rFonts w:hint="eastAsia"/>
@@ -117,22 +112,13 @@
         <w:t>f:</w:t>
       </w:r>
       <w:r>
-        <w:t xml:space="preserve"> Ext</w:t>
-      </w:r>
-      <w:proofErr w:type="gramStart"/>
-      <w:r>
-        <w:t>(X)</w:t>
-      </w:r>
-      <w:proofErr w:type="gramEnd"/>
+        <w:t xml:space="preserve"> Ext(X)</w:t>
+      </w:r>
       <w:r>
         <w:t>→</w:t>
       </w:r>
       <w:r>
-        <w:t>Ext</w:t>
-      </w:r>
-      <w:proofErr w:type="gramStart"/>
-      <w:r>
-        <w:t>(</w:t>
+        <w:t>Ext(</w:t>
       </w:r>
       <w:r>
         <w:rPr>
@@ -143,7 +129,6 @@
       <w:r>
         <w:t>)</w:t>
       </w:r>
-      <w:proofErr w:type="gramEnd"/>
       <w:r>
         <w:rPr>
           <w:rFonts w:hint="eastAsia"/>
@@ -988,25 +973,28 @@
         <w:t>f:</w:t>
       </w:r>
       <w:r>
-        <w:t xml:space="preserve"> Ext</w:t>
-      </w:r>
-      <w:proofErr w:type="gramStart"/>
-      <w:r>
-        <w:t>(</w:t>
+        <w:t xml:space="preserve"> Ext(</w:t>
       </w:r>
       <w:r>
         <w:t>X</w:t>
       </w:r>
       <w:r>
+        <w:t>)→Ext(</w:t>
+      </w:r>
+      <w:r>
+        <w:t>Y</w:t>
+      </w:r>
+      <w:r>
         <w:t>)</w:t>
       </w:r>
-      <w:proofErr w:type="gramEnd"/>
-      <w:r>
-        <w:t>→Ext</w:t>
-      </w:r>
-      <w:proofErr w:type="gramStart"/>
-      <w:r>
-        <w:t>(</w:t>
+      <w:r>
+        <w:rPr>
+          <w:rFonts w:hint="eastAsia"/>
+        </w:rPr>
+        <w:t>，而</w:t>
+      </w:r>
+      <w:r>
+        <w:t>Ext(</w:t>
       </w:r>
       <w:r>
         <w:t>Y</w:t>
@@ -1014,27 +1002,6 @@
       <w:r>
         <w:t>)</w:t>
       </w:r>
-      <w:proofErr w:type="gramEnd"/>
-      <w:r>
-        <w:rPr>
-          <w:rFonts w:hint="eastAsia"/>
-        </w:rPr>
-        <w:t>，而</w:t>
-      </w:r>
-      <w:r>
-        <w:t>Ext</w:t>
-      </w:r>
-      <w:proofErr w:type="gramStart"/>
-      <w:r>
-        <w:t>(</w:t>
-      </w:r>
-      <w:r>
-        <w:t>Y</w:t>
-      </w:r>
-      <w:r>
-        <w:t>)</w:t>
-      </w:r>
-      <w:proofErr w:type="gramEnd"/>
       <w:r>
         <w:rPr>
           <w:rFonts w:ascii="Cambria Math" w:hAnsi="Cambria Math" w:cs="Cambria Math"/>
@@ -1050,88 +1017,45 @@
           <w:kern w:val="0"/>
           <w14:ligatures w14:val="none"/>
         </w:rPr>
-        <w:t>Ext</w:t>
-      </w:r>
-      <w:proofErr w:type="gramStart"/>
-      <w:r>
-        <w:rPr>
-          <w:rFonts w:hint="eastAsia"/>
+        <w:t>Ext(</w:t>
+      </w:r>
+      <w:r>
+        <w:rPr>
           <w:kern w:val="0"/>
           <w14:ligatures w14:val="none"/>
         </w:rPr>
-        <w:t>(</w:t>
-      </w:r>
-      <w:r>
-        <w:rPr>
+        <w:t>G</w:t>
+      </w:r>
+      <w:r>
+        <w:rPr>
+          <w:rFonts w:hint="eastAsia"/>
           <w:kern w:val="0"/>
           <w14:ligatures w14:val="none"/>
         </w:rPr>
-        <w:t>G</w:t>
-      </w:r>
-      <w:r>
-        <w:rPr>
-          <w:rFonts w:hint="eastAsia"/>
+        <w:t>)，所以</w:t>
+      </w:r>
+      <w:r>
+        <w:rPr>
           <w:kern w:val="0"/>
           <w14:ligatures w14:val="none"/>
         </w:rPr>
-        <w:t>)</w:t>
-      </w:r>
-      <w:proofErr w:type="gramEnd"/>
+        <w:t>f: Ext(X)→Ext(</w:t>
+      </w:r>
       <w:r>
         <w:rPr>
           <w:rFonts w:hint="eastAsia"/>
           <w:kern w:val="0"/>
           <w14:ligatures w14:val="none"/>
         </w:rPr>
-        <w:t>，所以</w:t>
+        <w:t>G</w:t>
       </w:r>
       <w:r>
         <w:rPr>
           <w:kern w:val="0"/>
           <w14:ligatures w14:val="none"/>
         </w:rPr>
-        <w:t>f: Ext</w:t>
-      </w:r>
-      <w:proofErr w:type="gramStart"/>
-      <w:r>
-        <w:rPr>
-          <w:kern w:val="0"/>
-          <w14:ligatures w14:val="none"/>
-        </w:rPr>
-        <w:t>(X)</w:t>
-      </w:r>
-      <w:proofErr w:type="gramEnd"/>
-      <w:r>
-        <w:rPr>
-          <w:kern w:val="0"/>
-          <w14:ligatures w14:val="none"/>
-        </w:rPr>
-        <w:t>→Ext</w:t>
-      </w:r>
-      <w:proofErr w:type="gramStart"/>
-      <w:r>
-        <w:rPr>
-          <w:kern w:val="0"/>
-          <w14:ligatures w14:val="none"/>
-        </w:rPr>
-        <w:t>(</w:t>
-      </w:r>
-      <w:r>
-        <w:rPr>
-          <w:rFonts w:hint="eastAsia"/>
-          <w:kern w:val="0"/>
-          <w14:ligatures w14:val="none"/>
-        </w:rPr>
-        <w:t>G</w:t>
-      </w:r>
-      <w:r>
-        <w:rPr>
-          <w:kern w:val="0"/>
-          <w14:ligatures w14:val="none"/>
-        </w:rPr>
         <w:t>)</w:t>
       </w:r>
-      <w:proofErr w:type="gramEnd"/>
       <w:r>
         <w:rPr>
           <w:rFonts w:hint="eastAsia"/>
@@ -1437,13 +1361,8 @@
         <w:t>A</w:t>
       </w:r>
       <w:r>
-        <w:t>’中有的</w:t>
-      </w:r>
-      <w:proofErr w:type="gramStart"/>
-      <w:r>
-        <w:t>(模式)</w:t>
-      </w:r>
-      <w:proofErr w:type="gramEnd"/>
+        <w:t>’中有的(模式)</w:t>
+      </w:r>
       <w:r>
         <w:t>A</w:t>
       </w:r>
@@ -1454,13 +1373,8 @@
         <w:t>A</w:t>
       </w:r>
       <w:r>
-        <w:t>’中没有的</w:t>
-      </w:r>
-      <w:proofErr w:type="gramStart"/>
-      <w:r>
-        <w:t>(模式)</w:t>
-      </w:r>
-      <w:proofErr w:type="gramEnd"/>
+        <w:t>’中没有的(模式)</w:t>
+      </w:r>
       <w:r>
         <w:t>A</w:t>
       </w:r>
@@ -1515,13 +1429,8 @@
         <w:t>S’</w:t>
       </w:r>
       <w:r>
-        <w:t>中有的</w:t>
-      </w:r>
-      <w:proofErr w:type="gramStart"/>
-      <w:r>
-        <w:t>(模式)</w:t>
-      </w:r>
-      <w:proofErr w:type="gramEnd"/>
+        <w:t>中有的(模式)</w:t>
+      </w:r>
       <w:r>
         <w:t>S</w:t>
       </w:r>
@@ -1532,13 +1441,8 @@
         <w:t>S’</w:t>
       </w:r>
       <w:r>
-        <w:t>中没有的</w:t>
-      </w:r>
-      <w:proofErr w:type="gramStart"/>
-      <w:r>
-        <w:t>(模式)</w:t>
-      </w:r>
-      <w:proofErr w:type="gramEnd"/>
+        <w:t>中没有的(模式)</w:t>
+      </w:r>
       <w:r>
         <w:t>S</w:t>
       </w:r>
@@ -1871,7 +1775,43 @@
         <w:rPr>
           <w:rFonts w:hint="eastAsia"/>
         </w:rPr>
-        <w:t>可以视为脑海中有的模式，在文件夹目录中平级放置S和T的包，因为</w:t>
+        <w:t>可以视为脑海中有的模式，</w:t>
+      </w:r>
+      <w:r>
+        <w:rPr>
+          <w:rFonts w:hint="eastAsia"/>
+        </w:rPr>
+        <w:t>因此</w:t>
+      </w:r>
+      <w:r>
+        <w:rPr>
+          <w:rFonts w:hint="eastAsia"/>
+        </w:rPr>
+        <w:t>在文件夹目录中S和T的包</w:t>
+      </w:r>
+      <w:r>
+        <w:rPr>
+          <w:rFonts w:hint="eastAsia"/>
+        </w:rPr>
+        <w:t>的放置就按脑海中的结构来放置，而脑海中的结构应尽量真善美以使得可设计系统更优秀</w:t>
+      </w:r>
+      <w:r>
+        <w:rPr>
+          <w:rFonts w:hint="eastAsia"/>
+        </w:rPr>
+        <w:t>，具体放置办法比如用来适应装配的扁平化平级放置、因为装配组件太多而进行分类放置</w:t>
+      </w:r>
+      <w:r>
+        <w:rPr>
+          <w:rFonts w:hint="eastAsia"/>
+        </w:rPr>
+        <w:t>的放置办法、按概念分类放置的放置办法</w:t>
+      </w:r>
+      <w:r>
+        <w:rPr>
+          <w:rFonts w:hint="eastAsia"/>
+        </w:rPr>
+        <w:t>。</w:t>
       </w:r>
       <w:r>
         <w:t>由S和T组成的系统</w:t>
@@ -1896,7 +1836,6 @@
       <w:r>
         <w:t>的</w:t>
       </w:r>
-      <w:proofErr w:type="gramStart"/>
       <w:r>
         <w:t>(</w:t>
       </w:r>
@@ -1909,9 +1848,8 @@
       <w:r>
         <w:t>)</w:t>
       </w:r>
-      <w:proofErr w:type="gramEnd"/>
-      <w:r>
-        <w:t>，则需要</w:t>
+      <w:r>
+        <w:t>，需要</w:t>
       </w:r>
       <w:r>
         <w:rPr>
@@ -2073,13 +2011,8 @@
         <w:t>：</w:t>
       </w:r>
       <w:r>
-        <w:t>设计必须遵循公理</w:t>
-      </w:r>
-      <w:proofErr w:type="gramStart"/>
-      <w:r>
-        <w:t>(1)(2)(3)</w:t>
-      </w:r>
-      <w:proofErr w:type="gramEnd"/>
+        <w:t>设计必须遵循公理(1)(2)(3)</w:t>
+      </w:r>
       <w:r>
         <w:rPr>
           <w:rFonts w:hint="eastAsia"/>
@@ -2654,7 +2587,11 @@
         <w:t>”，允许随编程语言的风格的不同而不同，比如</w:t>
       </w:r>
       <w:r>
-        <w:t>在驼峰命名风格的语言中</w:t>
+        <w:t>在驼</w:t>
+      </w:r>
+      <w:r>
+        <w:lastRenderedPageBreak/>
+        <w:t>峰命名风格的语言中</w:t>
       </w:r>
       <w:r>
         <w:rPr>
@@ -2729,14 +2666,7 @@
         <w:rPr>
           <w:rFonts w:hint="eastAsia"/>
         </w:rPr>
-        <w:t>之外（因为function可能对于某些参数可以选择读取或者不读</w:t>
-      </w:r>
-      <w:r>
-        <w:rPr>
-          <w:rFonts w:hint="eastAsia"/>
-        </w:rPr>
-        <w:lastRenderedPageBreak/>
-        <w:t>取、写入或者不写入，这时候只用bool标志来决定是否读取或者写入就会导致实际上不读取或者不写入了但是仍然传入非null对象的实际上违背设计原则的情况，所以允许传入null来表示这时候没有这个参数位）的</w:t>
+        <w:t>之外（因为function可能对于某些参数可以选择读取或者不读取、写入或者不写入，这时候只用bool标志来决定是否读取或者写入就会导致实际上不读取或者不写入了但是仍然传入非null对象的实际上违背设计原则的情况，所以允许传入null来表示这时候没有这个参数位）的</w:t>
       </w:r>
       <w:r>
         <w:t>两个不同变量</w:t>

--- a/Document/设计原则.docx
+++ b/Document/设计原则.docx
@@ -80,9 +80,14 @@
       </w:r>
       <w:bookmarkStart w:id="2" w:name="OLE_LINK1"/>
       <w:r>
-        <w:t>Ext(X)</w:t>
+        <w:t>Ext</w:t>
+      </w:r>
+      <w:proofErr w:type="gramStart"/>
+      <w:r>
+        <w:t>(X)</w:t>
       </w:r>
       <w:bookmarkEnd w:id="2"/>
+      <w:proofErr w:type="gramEnd"/>
       <w:r>
         <w:rPr>
           <w:rFonts w:hint="eastAsia"/>
@@ -112,13 +117,22 @@
         <w:t>f:</w:t>
       </w:r>
       <w:r>
-        <w:t xml:space="preserve"> Ext(X)</w:t>
-      </w:r>
+        <w:t xml:space="preserve"> Ext</w:t>
+      </w:r>
+      <w:proofErr w:type="gramStart"/>
+      <w:r>
+        <w:t>(X)</w:t>
+      </w:r>
+      <w:proofErr w:type="gramEnd"/>
       <w:r>
         <w:t>→</w:t>
       </w:r>
       <w:r>
-        <w:t>Ext(</w:t>
+        <w:t>Ext</w:t>
+      </w:r>
+      <w:proofErr w:type="gramStart"/>
+      <w:r>
+        <w:t>(</w:t>
       </w:r>
       <w:r>
         <w:rPr>
@@ -129,6 +143,7 @@
       <w:r>
         <w:t>)</w:t>
       </w:r>
+      <w:proofErr w:type="gramEnd"/>
       <w:r>
         <w:rPr>
           <w:rFonts w:hint="eastAsia"/>
@@ -973,13 +988,25 @@
         <w:t>f:</w:t>
       </w:r>
       <w:r>
-        <w:t xml:space="preserve"> Ext(</w:t>
+        <w:t xml:space="preserve"> Ext</w:t>
+      </w:r>
+      <w:proofErr w:type="gramStart"/>
+      <w:r>
+        <w:t>(</w:t>
       </w:r>
       <w:r>
         <w:t>X</w:t>
       </w:r>
       <w:r>
-        <w:t>)→Ext(</w:t>
+        <w:t>)</w:t>
+      </w:r>
+      <w:proofErr w:type="gramEnd"/>
+      <w:r>
+        <w:t>→Ext</w:t>
+      </w:r>
+      <w:proofErr w:type="gramStart"/>
+      <w:r>
+        <w:t>(</w:t>
       </w:r>
       <w:r>
         <w:t>Y</w:t>
@@ -987,6 +1014,7 @@
       <w:r>
         <w:t>)</w:t>
       </w:r>
+      <w:proofErr w:type="gramEnd"/>
       <w:r>
         <w:rPr>
           <w:rFonts w:hint="eastAsia"/>
@@ -994,7 +1022,11 @@
         <w:t>，而</w:t>
       </w:r>
       <w:r>
-        <w:t>Ext(</w:t>
+        <w:t>Ext</w:t>
+      </w:r>
+      <w:proofErr w:type="gramStart"/>
+      <w:r>
+        <w:t>(</w:t>
       </w:r>
       <w:r>
         <w:t>Y</w:t>
@@ -1002,6 +1034,7 @@
       <w:r>
         <w:t>)</w:t>
       </w:r>
+      <w:proofErr w:type="gramEnd"/>
       <w:r>
         <w:rPr>
           <w:rFonts w:ascii="Cambria Math" w:hAnsi="Cambria Math" w:cs="Cambria Math"/>
@@ -1017,45 +1050,88 @@
           <w:kern w:val="0"/>
           <w14:ligatures w14:val="none"/>
         </w:rPr>
-        <w:t>Ext(</w:t>
-      </w:r>
-      <w:r>
-        <w:rPr>
+        <w:t>Ext</w:t>
+      </w:r>
+      <w:proofErr w:type="gramStart"/>
+      <w:r>
+        <w:rPr>
+          <w:rFonts w:hint="eastAsia"/>
           <w:kern w:val="0"/>
           <w14:ligatures w14:val="none"/>
         </w:rPr>
-        <w:t>G</w:t>
-      </w:r>
-      <w:r>
-        <w:rPr>
-          <w:rFonts w:hint="eastAsia"/>
+        <w:t>(</w:t>
+      </w:r>
+      <w:r>
+        <w:rPr>
           <w:kern w:val="0"/>
           <w14:ligatures w14:val="none"/>
         </w:rPr>
-        <w:t>)，所以</w:t>
-      </w:r>
-      <w:r>
-        <w:rPr>
+        <w:t>G</w:t>
+      </w:r>
+      <w:r>
+        <w:rPr>
+          <w:rFonts w:hint="eastAsia"/>
           <w:kern w:val="0"/>
           <w14:ligatures w14:val="none"/>
         </w:rPr>
-        <w:t>f: Ext(X)→Ext(</w:t>
-      </w:r>
+        <w:t>)</w:t>
+      </w:r>
+      <w:proofErr w:type="gramEnd"/>
       <w:r>
         <w:rPr>
           <w:rFonts w:hint="eastAsia"/>
           <w:kern w:val="0"/>
           <w14:ligatures w14:val="none"/>
         </w:rPr>
-        <w:t>G</w:t>
+        <w:t>，所以</w:t>
       </w:r>
       <w:r>
         <w:rPr>
           <w:kern w:val="0"/>
           <w14:ligatures w14:val="none"/>
         </w:rPr>
+        <w:t>f: Ext</w:t>
+      </w:r>
+      <w:proofErr w:type="gramStart"/>
+      <w:r>
+        <w:rPr>
+          <w:kern w:val="0"/>
+          <w14:ligatures w14:val="none"/>
+        </w:rPr>
+        <w:t>(X)</w:t>
+      </w:r>
+      <w:proofErr w:type="gramEnd"/>
+      <w:r>
+        <w:rPr>
+          <w:kern w:val="0"/>
+          <w14:ligatures w14:val="none"/>
+        </w:rPr>
+        <w:t>→Ext</w:t>
+      </w:r>
+      <w:proofErr w:type="gramStart"/>
+      <w:r>
+        <w:rPr>
+          <w:kern w:val="0"/>
+          <w14:ligatures w14:val="none"/>
+        </w:rPr>
+        <w:t>(</w:t>
+      </w:r>
+      <w:r>
+        <w:rPr>
+          <w:rFonts w:hint="eastAsia"/>
+          <w:kern w:val="0"/>
+          <w14:ligatures w14:val="none"/>
+        </w:rPr>
+        <w:t>G</w:t>
+      </w:r>
+      <w:r>
+        <w:rPr>
+          <w:kern w:val="0"/>
+          <w14:ligatures w14:val="none"/>
+        </w:rPr>
         <w:t>)</w:t>
       </w:r>
+      <w:proofErr w:type="gramEnd"/>
       <w:r>
         <w:rPr>
           <w:rFonts w:hint="eastAsia"/>
@@ -1361,8 +1437,13 @@
         <w:t>A</w:t>
       </w:r>
       <w:r>
-        <w:t>’中有的(模式)</w:t>
-      </w:r>
+        <w:t>’中有的</w:t>
+      </w:r>
+      <w:proofErr w:type="gramStart"/>
+      <w:r>
+        <w:t>(模式)</w:t>
+      </w:r>
+      <w:proofErr w:type="gramEnd"/>
       <w:r>
         <w:t>A</w:t>
       </w:r>
@@ -1373,8 +1454,13 @@
         <w:t>A</w:t>
       </w:r>
       <w:r>
-        <w:t>’中没有的(模式)</w:t>
-      </w:r>
+        <w:t>’中没有的</w:t>
+      </w:r>
+      <w:proofErr w:type="gramStart"/>
+      <w:r>
+        <w:t>(模式)</w:t>
+      </w:r>
+      <w:proofErr w:type="gramEnd"/>
       <w:r>
         <w:t>A</w:t>
       </w:r>
@@ -1429,8 +1515,13 @@
         <w:t>S’</w:t>
       </w:r>
       <w:r>
-        <w:t>中有的(模式)</w:t>
-      </w:r>
+        <w:t>中有的</w:t>
+      </w:r>
+      <w:proofErr w:type="gramStart"/>
+      <w:r>
+        <w:t>(模式)</w:t>
+      </w:r>
+      <w:proofErr w:type="gramEnd"/>
       <w:r>
         <w:t>S</w:t>
       </w:r>
@@ -1441,8 +1532,13 @@
         <w:t>S’</w:t>
       </w:r>
       <w:r>
-        <w:t>中没有的(模式)</w:t>
-      </w:r>
+        <w:t>中没有的</w:t>
+      </w:r>
+      <w:proofErr w:type="gramStart"/>
+      <w:r>
+        <w:t>(模式)</w:t>
+      </w:r>
+      <w:proofErr w:type="gramEnd"/>
       <w:r>
         <w:t>S</w:t>
       </w:r>
@@ -1836,6 +1932,7 @@
       <w:r>
         <w:t>的</w:t>
       </w:r>
+      <w:proofErr w:type="gramStart"/>
       <w:r>
         <w:t>(</w:t>
       </w:r>
@@ -1848,6 +1945,7 @@
       <w:r>
         <w:t>)</w:t>
       </w:r>
+      <w:proofErr w:type="gramEnd"/>
       <w:r>
         <w:t>，需要</w:t>
       </w:r>
@@ -2011,8 +2109,13 @@
         <w:t>：</w:t>
       </w:r>
       <w:r>
-        <w:t>设计必须遵循公理(1)(2)(3)</w:t>
-      </w:r>
+        <w:t>设计必须遵循公理</w:t>
+      </w:r>
+      <w:proofErr w:type="gramStart"/>
+      <w:r>
+        <w:t>(1)(2)(3)</w:t>
+      </w:r>
+      <w:proofErr w:type="gramEnd"/>
       <w:r>
         <w:rPr>
           <w:rFonts w:hint="eastAsia"/>
@@ -2816,6 +2919,52 @@
         <w:t>系统也是同理。</w:t>
       </w:r>
       <w:bookmarkEnd w:id="1"/>
+    </w:p>
+    <w:p>
+      <w:pPr>
+        <w:rPr>
+          <w:rFonts w:hint="eastAsia"/>
+        </w:rPr>
+      </w:pPr>
+      <w:r>
+        <w:t>6：经验总结出来的设计原则：</w:t>
+      </w:r>
+      <w:r>
+        <w:rPr>
+          <w:rFonts w:hint="eastAsia"/>
+        </w:rPr>
+        <w:t>遵循原则行事时，</w:t>
+      </w:r>
+      <w:r>
+        <w:t>要有意识地训练自己越来越快地找到符合原则的行事路径，以至于养成习惯做到“从心所欲不逾矩”而不是为了遵循原则而频繁地去纠结</w:t>
+      </w:r>
+      <w:r>
+        <w:rPr>
+          <w:rFonts w:hint="eastAsia"/>
+        </w:rPr>
+        <w:t>，</w:t>
+      </w:r>
+      <w:r>
+        <w:t>这样子可以极大提升</w:t>
+      </w:r>
+      <w:r>
+        <w:rPr>
+          <w:rFonts w:hint="eastAsia"/>
+        </w:rPr>
+        <w:t>效</w:t>
+      </w:r>
+      <w:r>
+        <w:t>率</w:t>
+      </w:r>
+      <w:r>
+        <w:rPr>
+          <w:rFonts w:hint="eastAsia"/>
+        </w:rPr>
+        <w:t>，但是要注意，训练没到位的情况下不能为了快而违背原则，哪怕稍微纠结一下也好，争取训练到位使得下次不用纠结就行了</w:t>
+      </w:r>
+      <w:r>
+        <w:t>。</w:t>
+      </w:r>
     </w:p>
     <w:sectPr>
       <w:footerReference w:type="default" r:id="rId7"/>
@@ -4102,7 +4251,7 @@
   <w:style w:type="paragraph" w:default="1" w:styleId="a">
     <w:name w:val="Normal"/>
     <w:qFormat/>
-    <w:rsid w:val="00617AAD"/>
+    <w:rsid w:val="00CF08DE"/>
     <w:pPr>
       <w:widowControl w:val="0"/>
     </w:pPr>
@@ -4306,7 +4455,6 @@
   <w:style w:type="character" w:default="1" w:styleId="a0">
     <w:name w:val="Default Paragraph Font"/>
     <w:uiPriority w:val="1"/>
-    <w:semiHidden/>
     <w:unhideWhenUsed/>
   </w:style>
   <w:style w:type="table" w:default="1" w:styleId="a1">
